--- a/方案.docx
+++ b/方案.docx
@@ -2,6 +2,16 @@
 <file path=word/document.xml><?xml version="1.0" encoding="utf-8"?>
 <w:document xmlns:wpc="http://schemas.microsoft.com/office/word/2010/wordprocessingCanvas" xmlns:mc="http://schemas.openxmlformats.org/markup-compatibility/2006" xmlns:o="urn:schemas-microsoft-com:office:office" xmlns:r="http://schemas.openxmlformats.org/officeDocument/2006/relationships" xmlns:m="http://schemas.openxmlformats.org/officeDocument/2006/math" xmlns:v="urn:schemas-microsoft-com:vml" xmlns:wp14="http://schemas.microsoft.com/office/word/2010/wordprocessingDrawing" xmlns:wp="http://schemas.openxmlformats.org/drawingml/2006/wordprocessingDrawing" xmlns:w="http://schemas.openxmlformats.org/wordprocessingml/2006/main" xmlns:w14="http://schemas.microsoft.com/office/word/2010/wordml" xmlns:w10="urn:schemas-microsoft-com:office:word" xmlns:w15="http://schemas.microsoft.com/office/word/2012/wordml" xmlns:wpg="http://schemas.microsoft.com/office/word/2010/wordprocessingGroup" xmlns:wpi="http://schemas.microsoft.com/office/word/2010/wordprocessingInk" xmlns:wne="http://schemas.microsoft.com/office/word/2006/wordml" xmlns:wps="http://schemas.microsoft.com/office/word/2010/wordprocessingShape" xmlns:wpsCustomData="http://www.wps.cn/officeDocument/2013/wpsCustomData" mc:Ignorable="w14 w15 wp14">
   <w:body>
+    <w:p>
+      <w:r>
+        <w:rPr>
+          <w:i/>
+          <w:color w:val="666666"/>
+          <w:sz w:val="20"/>
+        </w:rPr>
+        <w:t>说明: 本文档是平台搭建过程的外部教程(如何用 Codex/Cursor 逐步搭建自动化测试平台),非项目自身的方案设计文档。项目的架构设计见 docs/架构设计.md,操作手册见 docs/用户手册.md,快速上手见 docs/快速上手.md。</w:t>
+      </w:r>
+    </w:p>
     <w:p>
       <w:pPr>
         <w:pStyle w:val="5"/>
